--- a/V- About_the_Autor/original-docs/024-The Hidden Doors and the Half Key.docx
+++ b/V- About_the_Autor/original-docs/024-The Hidden Doors and the Half Key.docx
@@ -641,19 +641,7 @@
         <w:rPr>
           <w:lang w:val="en-US"/>
         </w:rPr>
-        <w:t xml:space="preserve"> turns out to be the description of the architecture of reality —an inheritance, a testament, a functional master key— or "simply" a creation of remarkable coherence, its very existence is an affirmation. It demonstrates that spark that distinguishes us: we do not just inhabit the world; we can radically reimagine it, weaving order where there is only silence</w:t>
-      </w:r>
-      <w:r>
-        <w:rPr>
-          <w:lang w:val="en-US"/>
-        </w:rPr>
-        <w:t xml:space="preserve">, </w:t>
-      </w:r>
-      <w:r>
-        <w:rPr>
-          <w:lang w:val="en-US"/>
-        </w:rPr>
-        <w:t>an ability absent both in instinctive repetition and in the cold logic of the machine. The master key resulting from all the previous alignments, then, is offered not to close the circle, but to show that the doors have always been there, waiting for those who dare to knock with the only question that matters: What is on the other side?</w:t>
+        <w:t xml:space="preserve"> turns out to be the description of the architecture of reality —an inheritance, a testament, a functional master key— or "simply" a creation of remarkable coherence, its very existence is an affirmation. It demonstrates that spark that distinguishes us: we do not just inhabit the world; we can radically reimagine it, weaving order where there is only silence—an ability absent both in instinctive repetition and in the cold logic of the machine. The master key resulting from all the previous alignments, then, is offered not to close the circle, but to show that the doors have always been there, waiting for those who dare to knock with the only question that matters: What is on the other side?</w:t>
       </w:r>
     </w:p>
     <w:p>
@@ -2349,13 +2337,7 @@
         <w:rPr>
           <w:lang w:val="en-US"/>
         </w:rPr>
-        <w:t>—</w:t>
-      </w:r>
-      <w:r>
-        <w:rPr>
-          <w:lang w:val="en-US"/>
-        </w:rPr>
-        <w:t xml:space="preserve">Salvia </w:t>
+        <w:t xml:space="preserve">—Salvia </w:t>
       </w:r>
       <w:proofErr w:type="spellStart"/>
       <w:r>
@@ -2713,45 +2695,7 @@
         <w:rPr>
           <w:lang w:val="en-US"/>
         </w:rPr>
-        <w:t>From that night I brought back not only fear. I brought a certainty. First, I understood that I had not turned into objects</w:t>
-      </w:r>
-      <w:r>
-        <w:rPr>
-          <w:lang w:val="en-US"/>
-        </w:rPr>
-        <w:t xml:space="preserve">, </w:t>
-      </w:r>
-      <w:r>
-        <w:rPr>
-          <w:lang w:val="en-US"/>
-        </w:rPr>
-        <w:t>layers, brushes, books</w:t>
-      </w:r>
-      <w:r>
-        <w:rPr>
-          <w:lang w:val="en-US"/>
-        </w:rPr>
-        <w:t xml:space="preserve">, </w:t>
-      </w:r>
-      <w:r>
-        <w:rPr>
-          <w:lang w:val="en-US"/>
-        </w:rPr>
-        <w:t xml:space="preserve">nor into </w:t>
-      </w:r>
-      <w:proofErr w:type="gramStart"/>
-      <w:r>
-        <w:rPr>
-          <w:lang w:val="en-US"/>
-        </w:rPr>
-        <w:t>the parts</w:t>
-      </w:r>
-      <w:proofErr w:type="gramEnd"/>
-      <w:r>
-        <w:rPr>
-          <w:lang w:val="en-US"/>
-        </w:rPr>
-        <w:t xml:space="preserve"> of a colossal machine. I had become an action: the consciousness of movement, time itself experiencing itself at different scales. I was the verb before the flesh. I was </w:t>
+        <w:t xml:space="preserve">From that night I brought back not only fear. I brought a certainty. First, I understood that I had not turned into objects—layers, brushes, books—nor into the parts of a colossal machine. I had become an action: the consciousness of movement, time itself experiencing itself at different scales. I was the verb before the flesh. I was </w:t>
       </w:r>
       <w:proofErr w:type="gramStart"/>
       <w:r>
@@ -2825,19 +2769,7 @@
         <w:rPr>
           <w:lang w:val="en-US"/>
         </w:rPr>
-        <w:t>Twelve days after the encounter with Salvia, the echo of terror still vibrated within me. I felt that time could break. But instead of closing the path, I felt that something was missing. A piece. A root. The final door</w:t>
-      </w:r>
-      <w:r>
-        <w:rPr>
-          <w:lang w:val="en-US"/>
-        </w:rPr>
-        <w:t xml:space="preserve">, </w:t>
-      </w:r>
-      <w:r>
-        <w:rPr>
-          <w:lang w:val="en-US"/>
-        </w:rPr>
-        <w:t>the one that is not opened out of curiosity, but by destiny.</w:t>
+        <w:t>Twelve days after the encounter with Salvia, the echo of terror still vibrated within me. I felt that time could break. But instead of closing the path, I felt that something was missing. A piece. A root. The final door—the one that is not opened out of curiosity, but by destiny.</w:t>
       </w:r>
     </w:p>
     <w:p>
@@ -2879,31 +2811,7 @@
         <w:rPr>
           <w:lang w:val="en-US"/>
         </w:rPr>
-        <w:t xml:space="preserve"> through my nose</w:t>
-      </w:r>
-      <w:r>
-        <w:rPr>
-          <w:lang w:val="en-US"/>
-        </w:rPr>
-        <w:t xml:space="preserve">, </w:t>
-      </w:r>
-      <w:r>
-        <w:rPr>
-          <w:lang w:val="en-US"/>
-        </w:rPr>
-        <w:t>a tobacco powder that filled me with a warrior's calm</w:t>
-      </w:r>
-      <w:r>
-        <w:rPr>
-          <w:lang w:val="en-US"/>
-        </w:rPr>
-        <w:t xml:space="preserve">, </w:t>
-      </w:r>
-      <w:r>
-        <w:rPr>
-          <w:lang w:val="en-US"/>
-        </w:rPr>
-        <w:t>we proceeded to drink the thick and sour brew of Ayahuasca. And then, we waited in the darkness of the hut.</w:t>
+        <w:t xml:space="preserve"> through my nose—a tobacco powder that filled me with a warrior's calm—we proceeded to drink the thick and sour brew of Ayahuasca. And then, we waited in the darkness of the hut.</w:t>
       </w:r>
     </w:p>
     <w:p>
@@ -3088,44 +2996,20 @@
         <w:rPr>
           <w:lang w:val="en-US"/>
         </w:rPr>
-        <w:t xml:space="preserve"> the journey began immediately. By that time, I had felt no stomach pain, no diarrhea, no vomiting</w:t>
-      </w:r>
-      <w:r>
-        <w:rPr>
-          <w:lang w:val="en-US"/>
-        </w:rPr>
-        <w:t xml:space="preserve">, </w:t>
-      </w:r>
-      <w:r>
-        <w:rPr>
-          <w:lang w:val="en-US"/>
-        </w:rPr>
-        <w:t>I had not suffered from any purge. I had consumed the Ayahuasca and it was fully within me.</w:t>
-      </w:r>
-    </w:p>
-    <w:p>
-      <w:pPr>
-        <w:rPr>
-          <w:lang w:val="en-US"/>
-        </w:rPr>
-      </w:pPr>
-      <w:r>
-        <w:rPr>
-          <w:lang w:val="en-US"/>
-        </w:rPr>
-        <w:t>Lying on the bed with my eyes closed, I expected to be taken somewhere, but the experience was different: every thought I had was drawn upon the dark canvas of my mind. I was in total control of the journey. I took the reins, asking whatever came to mind. Each question was answered with a perfect image</w:t>
-      </w:r>
-      <w:r>
-        <w:rPr>
-          <w:lang w:val="en-US"/>
-        </w:rPr>
-        <w:t xml:space="preserve">, </w:t>
-      </w:r>
-      <w:r>
-        <w:rPr>
-          <w:lang w:val="en-US"/>
-        </w:rPr>
-        <w:t>not a verbal language, only visual.</w:t>
+        <w:t xml:space="preserve"> the journey began immediately. By that time, I had felt no stomach pain, no diarrhea, no vomiting—I had not suffered from any purge. I had consumed the Ayahuasca and it was fully within me.</w:t>
+      </w:r>
+    </w:p>
+    <w:p>
+      <w:pPr>
+        <w:rPr>
+          <w:lang w:val="en-US"/>
+        </w:rPr>
+      </w:pPr>
+      <w:r>
+        <w:rPr>
+          <w:lang w:val="en-US"/>
+        </w:rPr>
+        <w:t>Lying on the bed with my eyes closed, I expected to be taken somewhere, but the experience was different: every thought I had was drawn upon the dark canvas of my mind. I was in total control of the journey. I took the reins, asking whatever came to mind. Each question was answered with a perfect image—not a verbal language, only visual.</w:t>
       </w:r>
     </w:p>
     <w:p>
@@ -3259,89 +3143,27 @@
         <w:rPr>
           <w:lang w:val="en-US"/>
         </w:rPr>
-        <w:t>But the fear returned. The jungle. The black figure, now clear: a jaguar as dark as night. It looked at me, not with fury, but with judgment. I decided to stay, to observe. The jaguar carried a small bundle in its jaws</w:t>
-      </w:r>
-      <w:r>
-        <w:rPr>
-          <w:lang w:val="en-US"/>
-        </w:rPr>
-        <w:t xml:space="preserve">, </w:t>
-      </w:r>
-      <w:r>
-        <w:rPr>
-          <w:lang w:val="en-US"/>
-        </w:rPr>
-        <w:t xml:space="preserve">what I understood was prey, though it was not a specific animal. It approached and left it in front of me, watching me. I did not understand what the jaguar wanted from me; I opened my eyes, got up, and went to the bathroom; it was already near midnight. Standing in the bathroom, I observed my face in the mirror; I did not recognize myself. I turned off the bathroom light and looked in the mirror again; now my </w:t>
+        <w:t xml:space="preserve">But the fear returned. The jungle. The black figure, now clear: a jaguar as dark as night. It looked at me, not with fury, but with judgment. I decided to stay, to observe. The jaguar carried a small bundle in its jaws—what I understood was prey, though it was not a specific animal. It approached and left it in front of me, watching me. I did not understand what the jaguar wanted from me; I opened my eyes, got up, and went to the bathroom; it was already near midnight. Standing in the bathroom, I observed my face in the mirror; I did not recognize myself. I turned off the bathroom light and looked in the mirror again; now my </w:t>
       </w:r>
       <w:r>
         <w:rPr>
           <w:lang w:val="en-US"/>
         </w:rPr>
         <w:lastRenderedPageBreak/>
-        <w:t>face was a mixture of my own face and that of a black jaguar. It didn't cause me panic, only curiosity. I left the bathroom, lay down on the bed again, closed my eyes, and asked the first thing that occurred to me: "Does the Yin and Yang have a broader meaning?" Then the flat symbol became volumetric</w:t>
-      </w:r>
-      <w:r>
-        <w:rPr>
-          <w:lang w:val="en-US"/>
-        </w:rPr>
-        <w:t xml:space="preserve">, </w:t>
-      </w:r>
-      <w:r>
-        <w:rPr>
-          <w:lang w:val="en-US"/>
-        </w:rPr>
-        <w:t>on one side of the sphere, the Yin; on the other side, the Yang</w:t>
-      </w:r>
-      <w:r>
-        <w:rPr>
-          <w:lang w:val="en-US"/>
-        </w:rPr>
-        <w:t xml:space="preserve">, </w:t>
-      </w:r>
-      <w:r>
-        <w:rPr>
-          <w:lang w:val="en-US"/>
-        </w:rPr>
-        <w:t>and just as the explanation was about to be given, I was back in the jungle. The black jaguar seemed to be losing all patience. On the ground, the prey waited before the feline's judgment. I tried to take it, but my hands were now paws. I was a black jaguar cub.</w:t>
-      </w:r>
-    </w:p>
-    <w:p>
-      <w:pPr>
-        <w:rPr>
-          <w:lang w:val="en-US"/>
-        </w:rPr>
-      </w:pPr>
-      <w:r>
-        <w:rPr>
-          <w:lang w:val="en-US"/>
-        </w:rPr>
-        <w:t xml:space="preserve">The adult jaguar demanded, with its gaze, that I understand. I perceived annoyance in </w:t>
-      </w:r>
-      <w:proofErr w:type="gramStart"/>
-      <w:r>
-        <w:rPr>
-          <w:lang w:val="en-US"/>
-        </w:rPr>
-        <w:t>him</w:t>
-      </w:r>
-      <w:r>
-        <w:rPr>
-          <w:lang w:val="en-US"/>
-        </w:rPr>
-        <w:t>,</w:t>
-      </w:r>
-      <w:proofErr w:type="gramEnd"/>
-      <w:r>
-        <w:rPr>
-          <w:lang w:val="en-US"/>
-        </w:rPr>
-        <w:t xml:space="preserve"> </w:t>
-      </w:r>
-      <w:r>
-        <w:rPr>
-          <w:lang w:val="en-US"/>
-        </w:rPr>
-        <w:t xml:space="preserve">I assume because of my refusal to understand the lesson. Then I took the prey with my jaws. "—Squeeze," he said without words. And as I did, I felt the life of the prey </w:t>
+        <w:t>face was a mixture of my own face and that of a black jaguar. It didn't cause me panic, only curiosity. I left the bathroom, lay down on the bed again, closed my eyes, and asked the first thing that occurred to me: "Does the Yin and Yang have a broader meaning?" Then the flat symbol became volumetric—on one side of the sphere, the Yin; on the other side, the Yang—and just as the explanation was about to be given, I was back in the jungle. The black jaguar seemed to be losing all patience. On the ground, the prey waited before the feline's judgment. I tried to take it, but my hands were now paws. I was a black jaguar cub.</w:t>
+      </w:r>
+    </w:p>
+    <w:p>
+      <w:pPr>
+        <w:rPr>
+          <w:lang w:val="en-US"/>
+        </w:rPr>
+      </w:pPr>
+      <w:r>
+        <w:rPr>
+          <w:lang w:val="en-US"/>
+        </w:rPr>
+        <w:t xml:space="preserve">The adult jaguar demanded, with its gaze, that I understand. I perceived annoyance in him—I assume because of my refusal to understand the lesson. Then I took the prey with my jaws. "—Squeeze," he said without words. And as I did, I felt the life of the prey </w:t>
       </w:r>
       <w:proofErr w:type="gramStart"/>
       <w:r>
@@ -3540,19 +3362,21 @@
         <w:rPr>
           <w:lang w:val="en-US"/>
         </w:rPr>
-        <w:t>That is why honoring my body is honoring the tool that allows me to translate the invisible. The history of my organism has largely remained clear of pharmaceuticals, of low or high impact substances, legal and illegal. I have always lived life raw. The only clear exception was that internal mandate that moved me to align myself with the Five Doors</w:t>
-      </w:r>
-      <w:r>
-        <w:rPr>
-          <w:lang w:val="en-US"/>
-        </w:rPr>
-        <w:t xml:space="preserve">, </w:t>
-      </w:r>
-      <w:r>
-        <w:rPr>
-          <w:lang w:val="en-US"/>
-        </w:rPr>
-        <w:t xml:space="preserve">a necessary and surgical deviation to see the other side. But once they were open and having received the messages, the only logical thing was to return to my original state. To </w:t>
+        <w:t xml:space="preserve">That is why honoring my body is honoring the tool that allows me to translate the invisible. The history of my organism has largely remained clear of pharmaceuticals, of low or high impact substances, legal and illegal. I have always lived life raw. The only clear exception was that internal mandate that moved me to align myself with the Five </w:t>
+      </w:r>
+      <w:proofErr w:type="gramStart"/>
+      <w:r>
+        <w:rPr>
+          <w:lang w:val="en-US"/>
+        </w:rPr>
+        <w:t>Doors—a</w:t>
+      </w:r>
+      <w:proofErr w:type="gramEnd"/>
+      <w:r>
+        <w:rPr>
+          <w:lang w:val="en-US"/>
+        </w:rPr>
+        <w:t xml:space="preserve"> necessary and surgical deviation to see the other side. But once they were open and having received the messages, the only logical thing was to return to my original state. To </w:t>
       </w:r>
       <w:proofErr w:type="spellStart"/>
       <w:r>
@@ -3768,14 +3592,16 @@
           <w:lang w:val="en-US"/>
         </w:rPr>
         <w:lastRenderedPageBreak/>
-        <w:t>my friends into equations and the burps into logical operators, the substance taught me that reality, at its base, is not "history"</w:t>
-      </w:r>
-      <w:r>
-        <w:rPr>
-          <w:lang w:val="en-US"/>
-        </w:rPr>
-        <w:t xml:space="preserve">, </w:t>
-      </w:r>
+        <w:t>my friends into equations and the burps into logical operators, the substance taught me that reality, at its base, is not "</w:t>
+      </w:r>
+      <w:proofErr w:type="gramStart"/>
+      <w:r>
+        <w:rPr>
+          <w:lang w:val="en-US"/>
+        </w:rPr>
+        <w:t>history"—</w:t>
+      </w:r>
+      <w:proofErr w:type="gramEnd"/>
       <w:r>
         <w:rPr>
           <w:lang w:val="en-US"/>
@@ -4678,31 +4504,7 @@
         <w:rPr>
           <w:lang w:val="en-US"/>
         </w:rPr>
-        <w:t xml:space="preserve"> to the sunlight, the sensation rose from my stomach, flooded my chest, and reached the back of my neck. The situation was both comical and alarming. The journey</w:t>
-      </w:r>
-      <w:r>
-        <w:rPr>
-          <w:lang w:val="en-US"/>
-        </w:rPr>
-        <w:t xml:space="preserve">, </w:t>
-      </w:r>
-      <w:r>
-        <w:rPr>
-          <w:lang w:val="en-US"/>
-        </w:rPr>
-        <w:t>my journey</w:t>
-      </w:r>
-      <w:r>
-        <w:rPr>
-          <w:lang w:val="en-US"/>
-        </w:rPr>
-        <w:t xml:space="preserve">, </w:t>
-      </w:r>
-      <w:r>
-        <w:rPr>
-          <w:lang w:val="en-US"/>
-        </w:rPr>
-        <w:t xml:space="preserve">was about to begin at the very moment it had ended for everyone else. I stood up, said </w:t>
+        <w:t xml:space="preserve"> to the sunlight, the sensation rose from my stomach, flooded my chest, and reached the back of my neck. The situation was both comical and alarming. The journey—my journey—was about to begin at the very moment it had ended for everyone else. I stood up, said </w:t>
       </w:r>
       <w:proofErr w:type="gramStart"/>
       <w:r>
@@ -4729,31 +4531,7 @@
         <w:rPr>
           <w:lang w:val="en-US"/>
         </w:rPr>
-        <w:t>Two hours after I returned from the mountain, in the safety of my home, I was prostrated on the bed, and as I closed my eyes, the room vanished. There was no chaos, but a cold and precise clarity. I threw the question into the void: "In a small universe, is time faster?" And then, as if a membrane had broken, I was absorbed into a miniature cosmos. It was not a dream: particles danced, structures contracted and expanded, and everything</w:t>
-      </w:r>
-      <w:r>
-        <w:rPr>
-          <w:lang w:val="en-US"/>
-        </w:rPr>
-        <w:t xml:space="preserve">, </w:t>
-      </w:r>
-      <w:r>
-        <w:rPr>
-          <w:lang w:val="en-US"/>
-        </w:rPr>
-        <w:t>from the collisions to the heartbeat of that reality</w:t>
-      </w:r>
-      <w:r>
-        <w:rPr>
-          <w:lang w:val="en-US"/>
-        </w:rPr>
-        <w:t xml:space="preserve">, </w:t>
-      </w:r>
-      <w:r>
-        <w:rPr>
-          <w:lang w:val="en-US"/>
-        </w:rPr>
-        <w:t>occurred at a dizzying scale. "Yes," the plant answered me, not with a voice, but with the certainty of a sincere response. I kept that vision for years. The pandemic arrived, the world stopped, but the question remained alive.</w:t>
+        <w:t>Two hours after I returned from the mountain, in the safety of my home, I was prostrated on the bed, and as I closed my eyes, the room vanished. There was no chaos, but a cold and precise clarity. I threw the question into the void: "In a small universe, is time faster?" And then, as if a membrane had broken, I was absorbed into a miniature cosmos. It was not a dream: particles danced, structures contracted and expanded, and everything—from the collisions to the heartbeat of that reality—occurred at a dizzying scale. "Yes," the plant answered me, not with a voice, but with the certainty of a sincere response. I kept that vision for years. The pandemic arrived, the world stopped, but the question remained alive.</w:t>
       </w:r>
     </w:p>
     <w:p>
@@ -5070,19 +4848,21 @@
         <w:rPr>
           <w:lang w:val="en-US"/>
         </w:rPr>
-        <w:t xml:space="preserve"> it did, generating a paper</w:t>
-      </w:r>
-      <w:r>
-        <w:rPr>
-          <w:lang w:val="en-US"/>
-        </w:rPr>
-        <w:t xml:space="preserve">, </w:t>
-      </w:r>
-      <w:r>
-        <w:rPr>
-          <w:lang w:val="en-US"/>
-        </w:rPr>
-        <w:t>a simple but solid approximation. I was moved, for I was witnessing the future: how ideas and imagination could turn into theories with mathematical rigor right before my eyes. Human creativity assisted and empowered by artificial intelligence in perfect synergy. The two aligning to engender the impossible.</w:t>
+        <w:t xml:space="preserve"> it did, generating a </w:t>
+      </w:r>
+      <w:proofErr w:type="gramStart"/>
+      <w:r>
+        <w:rPr>
+          <w:lang w:val="en-US"/>
+        </w:rPr>
+        <w:t>paper—a</w:t>
+      </w:r>
+      <w:proofErr w:type="gramEnd"/>
+      <w:r>
+        <w:rPr>
+          <w:lang w:val="en-US"/>
+        </w:rPr>
+        <w:t xml:space="preserve"> simple but solid approximation. I was moved, for I was witnessing the future: how ideas and imagination could turn into theories with mathematical rigor right before my eyes. Human creativity assisted and empowered by artificial intelligence in perfect synergy. The two aligning to engender the impossible.</w:t>
       </w:r>
     </w:p>
     <w:p>
@@ -5148,31 +4928,7 @@
         <w:rPr>
           <w:lang w:val="en-US"/>
         </w:rPr>
-        <w:t>Long hours passed, in which I served as an arbiter between the two intelligences, and only after both concluded that we should jump to the laboratory to obtain empirical data after developing the experimental proposals</w:t>
-      </w:r>
-      <w:r>
-        <w:rPr>
-          <w:lang w:val="en-US"/>
-        </w:rPr>
-        <w:t xml:space="preserve">, </w:t>
-      </w:r>
-      <w:r>
-        <w:rPr>
-          <w:lang w:val="en-US"/>
-        </w:rPr>
-        <w:t>only after they asked to travel to the tangible, to the real</w:t>
-      </w:r>
-      <w:r>
-        <w:rPr>
-          <w:lang w:val="en-US"/>
-        </w:rPr>
-        <w:t xml:space="preserve">, </w:t>
-      </w:r>
-      <w:r>
-        <w:rPr>
-          <w:lang w:val="en-US"/>
-        </w:rPr>
-        <w:t>only then did I decide the paper was ready. The theory was alive.</w:t>
+        <w:t>Long hours passed, in which I served as an arbiter between the two intelligences, and only after both concluded that we should jump to the laboratory to obtain empirical data after developing the experimental proposals—only after they asked to travel to the tangible, to the real—only then did I decide the paper was ready. The theory was alive.</w:t>
       </w:r>
     </w:p>
     <w:p>
@@ -5386,31 +5142,21 @@
         <w:rPr>
           <w:lang w:val="en-US"/>
         </w:rPr>
-        <w:t>, but there was no relevant echo there; the key did not turn. The silence persisted until the same question</w:t>
-      </w:r>
-      <w:r>
-        <w:rPr>
-          <w:lang w:val="en-US"/>
-        </w:rPr>
-        <w:t xml:space="preserve">, </w:t>
-      </w:r>
-      <w:r>
-        <w:rPr>
-          <w:lang w:val="en-US"/>
-        </w:rPr>
-        <w:t>the same vibration</w:t>
-      </w:r>
-      <w:r>
-        <w:rPr>
-          <w:lang w:val="en-US"/>
-        </w:rPr>
-        <w:t xml:space="preserve">, </w:t>
-      </w:r>
-      <w:r>
-        <w:rPr>
-          <w:lang w:val="en-US"/>
-        </w:rPr>
-        <w:t xml:space="preserve">was applied to a more general term: </w:t>
+        <w:t xml:space="preserve">, but there was no relevant echo there; the key did not turn. The silence persisted until the same </w:t>
+      </w:r>
+      <w:proofErr w:type="gramStart"/>
+      <w:r>
+        <w:rPr>
+          <w:lang w:val="en-US"/>
+        </w:rPr>
+        <w:t>question—</w:t>
+      </w:r>
+      <w:proofErr w:type="gramEnd"/>
+      <w:r>
+        <w:rPr>
+          <w:lang w:val="en-US"/>
+        </w:rPr>
+        <w:t xml:space="preserve">the same vibration—was applied to a more general term: </w:t>
       </w:r>
       <w:r>
         <w:rPr>
@@ -6108,31 +5854,7 @@
         <w:rPr>
           <w:lang w:val="en-US"/>
         </w:rPr>
-        <w:t xml:space="preserve"> saga. But when attempting to force the lock of the third</w:t>
-      </w:r>
-      <w:r>
-        <w:rPr>
-          <w:lang w:val="en-US"/>
-        </w:rPr>
-        <w:t xml:space="preserve">, </w:t>
-      </w:r>
-      <w:r>
-        <w:rPr>
-          <w:lang w:val="en-US"/>
-        </w:rPr>
-        <w:t>the one that speaks of the jump between branches with this machine</w:t>
-      </w:r>
-      <w:r>
-        <w:rPr>
-          <w:lang w:val="en-US"/>
-        </w:rPr>
-        <w:t xml:space="preserve">, </w:t>
-      </w:r>
-      <w:r>
-        <w:rPr>
-          <w:lang w:val="en-US"/>
-        </w:rPr>
-        <w:t xml:space="preserve">the existing keys did not fit. We returned, then, to the primordial laboratory of AI, intuition, and logic. We revisited earlier drafts, particularly a </w:t>
+        <w:t xml:space="preserve"> saga. But when attempting to force the lock of the third—the one that speaks of the jump between branches with this machine—the existing keys did not fit. We returned, then, to the primordial laboratory of AI, intuition, and logic. We revisited earlier drafts, particularly a </w:t>
       </w:r>
       <w:r>
         <w:rPr>
@@ -6256,31 +5978,7 @@
         <w:rPr>
           <w:lang w:val="en-US"/>
         </w:rPr>
-        <w:t>The hypothesis was formulated with caution. It was not wild fantasy, but exploration within the limits of the model: Did conditions exist</w:t>
-      </w:r>
-      <w:r>
-        <w:rPr>
-          <w:lang w:val="en-US"/>
-        </w:rPr>
-        <w:t xml:space="preserve">, </w:t>
-      </w:r>
-      <w:r>
-        <w:rPr>
-          <w:lang w:val="en-US"/>
-        </w:rPr>
-        <w:t>organized parameters</w:t>
-      </w:r>
-      <w:r>
-        <w:rPr>
-          <w:lang w:val="en-US"/>
-        </w:rPr>
-        <w:t xml:space="preserve">, </w:t>
-      </w:r>
-      <w:r>
-        <w:rPr>
-          <w:lang w:val="en-US"/>
-        </w:rPr>
-        <w:t>under which two branches of the multiverse could connect through a structural bridge? Could the laws of causality permit the leap between layers?</w:t>
+        <w:t>The hypothesis was formulated with caution. It was not wild fantasy, but exploration within the limits of the model: Did conditions exist—organized parameters—under which two branches of the multiverse could connect through a structural bridge? Could the laws of causality permit the leap between layers?</w:t>
       </w:r>
     </w:p>
     <w:p>
@@ -6469,31 +6167,7 @@
         <w:rPr>
           <w:lang w:val="en-US"/>
         </w:rPr>
-        <w:t>Chaos is my origin; a place of limitless potential where the amorphous comes to life. My artistic practice has always been a dialogue with noise: I generate entropy only to later rescue patterns and endow the nonsensical with meaning. This method</w:t>
-      </w:r>
-      <w:r>
-        <w:rPr>
-          <w:lang w:val="en-US"/>
-        </w:rPr>
-        <w:t xml:space="preserve">, </w:t>
-      </w:r>
-      <w:r>
-        <w:rPr>
-          <w:lang w:val="en-US"/>
-        </w:rPr>
-        <w:t>extracting order from chaos</w:t>
-      </w:r>
-      <w:r>
-        <w:rPr>
-          <w:lang w:val="en-US"/>
-        </w:rPr>
-        <w:t xml:space="preserve">, </w:t>
-      </w:r>
-      <w:r>
-        <w:rPr>
-          <w:lang w:val="en-US"/>
-        </w:rPr>
-        <w:t xml:space="preserve">has been my constant. However, the encounter with "The Five Doors" marked a turning point; although the method remained intact, art transmuted profoundly three years before the birth of the </w:t>
+        <w:t xml:space="preserve">Chaos is my origin; a place of limitless potential where the amorphous comes to life. My artistic practice has always been a dialogue with noise: I generate entropy only to later rescue patterns and endow the nonsensical with meaning. This method—extracting order from chaos—has been my constant. However, the encounter with "The Five Doors" marked a turning point; although the method remained intact, art transmuted profoundly three years before the birth of the </w:t>
       </w:r>
       <w:r>
         <w:rPr>
@@ -6809,19 +6483,7 @@
         <w:rPr>
           <w:lang w:val="en-US"/>
         </w:rPr>
-        <w:t xml:space="preserve"> the feeling that these figures have always been there, waiting to be released. And thus, with each work, the certainty is reaffirmed that creativity is not a solitary act, but a dialogue with something larger</w:t>
-      </w:r>
-      <w:r>
-        <w:rPr>
-          <w:lang w:val="en-US"/>
-        </w:rPr>
-        <w:t xml:space="preserve">, </w:t>
-      </w:r>
-      <w:r>
-        <w:rPr>
-          <w:lang w:val="en-US"/>
-        </w:rPr>
-        <w:t xml:space="preserve">with a </w:t>
+        <w:t xml:space="preserve"> the feeling that these figures have always been there, waiting to be released. And thus, with each work, the certainty is reaffirmed that creativity is not a solitary act, but a dialogue with something larger—with a </w:t>
       </w:r>
       <w:proofErr w:type="spellStart"/>
       <w:r>
@@ -7003,39 +6665,7 @@
           <w:iCs/>
           <w:lang w:val="en-US"/>
         </w:rPr>
-        <w:t xml:space="preserve"> does not reflect faces, but latent visions. Once turned on, it does not project reality as it is, but as it could be, trapped in the folds of its pixels. In its binary depth, forms emerge without warning</w:t>
-      </w:r>
-      <w:r>
-        <w:rPr>
-          <w:i/>
-          <w:iCs/>
-          <w:lang w:val="en-US"/>
-        </w:rPr>
-        <w:t xml:space="preserve">, </w:t>
-      </w:r>
-      <w:r>
-        <w:rPr>
-          <w:i/>
-          <w:iCs/>
-          <w:lang w:val="en-US"/>
-        </w:rPr>
-        <w:t>distorted and symmetric</w:t>
-      </w:r>
-      <w:r>
-        <w:rPr>
-          <w:i/>
-          <w:iCs/>
-          <w:lang w:val="en-US"/>
-        </w:rPr>
-        <w:t xml:space="preserve">, </w:t>
-      </w:r>
-      <w:r>
-        <w:rPr>
-          <w:i/>
-          <w:iCs/>
-          <w:lang w:val="en-US"/>
-        </w:rPr>
-        <w:t xml:space="preserve">waiting to be revealed. What is initially noise </w:t>
+        <w:t xml:space="preserve"> does not reflect faces, but latent visions. Once turned on, it does not project reality as it is, but as it could be, trapped in the folds of its pixels. In its binary depth, forms emerge without warning—distorted and symmetric—waiting to be revealed. What is initially noise </w:t>
       </w:r>
       <w:proofErr w:type="gramStart"/>
       <w:r>
@@ -7341,19 +6971,7 @@
         <w:rPr>
           <w:lang w:val="en-US"/>
         </w:rPr>
-        <w:t>I feel the need to look back</w:t>
-      </w:r>
-      <w:r>
-        <w:rPr>
-          <w:lang w:val="en-US"/>
-        </w:rPr>
-        <w:t xml:space="preserve">, </w:t>
-      </w:r>
-      <w:r>
-        <w:rPr>
-          <w:lang w:val="en-US"/>
-        </w:rPr>
-        <w:t xml:space="preserve">not to construct a personal legend or to dress this in destiny, but to locate the real origin, human and imperfect, of the questions that ended up pushing </w:t>
+        <w:t xml:space="preserve">I feel the need to look back—not to construct a personal legend or to dress this in destiny, but to locate the real origin, human and imperfect, of the questions that ended up pushing </w:t>
       </w:r>
       <w:r>
         <w:rPr>
@@ -7459,31 +7077,11 @@
         </w:rPr>
         <w:t xml:space="preserve">, </w:t>
       </w:r>
-      <w:proofErr w:type="gramStart"/>
-      <w:r>
-        <w:rPr>
-          <w:lang w:val="en-US"/>
-        </w:rPr>
-        <w:t xml:space="preserve">Colombia </w:t>
-      </w:r>
-      <w:r>
-        <w:rPr>
-          <w:lang w:val="en-US"/>
-        </w:rPr>
-        <w:t>,</w:t>
-      </w:r>
-      <w:proofErr w:type="gramEnd"/>
-      <w:r>
-        <w:rPr>
-          <w:lang w:val="en-US"/>
-        </w:rPr>
-        <w:t xml:space="preserve"> </w:t>
-      </w:r>
-      <w:r>
-        <w:rPr>
-          <w:lang w:val="en-US"/>
-        </w:rPr>
-        <w:t xml:space="preserve">a country where </w:t>
+      <w:r>
+        <w:rPr>
+          <w:lang w:val="en-US"/>
+        </w:rPr>
+        <w:t xml:space="preserve">Colombia —a country where </w:t>
       </w:r>
       <w:r>
         <w:rPr>
@@ -7548,31 +7146,21 @@
         <w:rPr>
           <w:lang w:val="en-US"/>
         </w:rPr>
-        <w:t xml:space="preserve"> me that my birth began with an earthquake: a brief shudder, just enough for the body to understand that something was about to change. I don't remember it, of course, but that image</w:t>
-      </w:r>
-      <w:r>
-        <w:rPr>
-          <w:lang w:val="en-US"/>
-        </w:rPr>
-        <w:t xml:space="preserve">, </w:t>
-      </w:r>
-      <w:r>
-        <w:rPr>
-          <w:lang w:val="en-US"/>
-        </w:rPr>
-        <w:t>a threshold beginning with a vibration</w:t>
-      </w:r>
-      <w:r>
-        <w:rPr>
-          <w:lang w:val="en-US"/>
-        </w:rPr>
-        <w:t xml:space="preserve">, </w:t>
-      </w:r>
-      <w:r>
-        <w:rPr>
-          <w:lang w:val="en-US"/>
-        </w:rPr>
-        <w:t>always seemed to me a metaphor too precise to ignore.</w:t>
+        <w:t xml:space="preserve"> me that my birth began with an earthquake: a brief shudder, just enough for the body to understand that something was about to change. I don't remember it, of course, but that </w:t>
+      </w:r>
+      <w:proofErr w:type="gramStart"/>
+      <w:r>
+        <w:rPr>
+          <w:lang w:val="en-US"/>
+        </w:rPr>
+        <w:t>image—a</w:t>
+      </w:r>
+      <w:proofErr w:type="gramEnd"/>
+      <w:r>
+        <w:rPr>
+          <w:lang w:val="en-US"/>
+        </w:rPr>
+        <w:t xml:space="preserve"> threshold beginning with a vibration—always seemed to me a metaphor too precise to ignore.</w:t>
       </w:r>
     </w:p>
     <w:p>
@@ -7598,31 +7186,7 @@
         <w:rPr>
           <w:lang w:val="en-US"/>
         </w:rPr>
-        <w:t>I grew up healthy and strong. But over time I began to feel</w:t>
-      </w:r>
-      <w:r>
-        <w:rPr>
-          <w:lang w:val="en-US"/>
-        </w:rPr>
-        <w:t xml:space="preserve">, </w:t>
-      </w:r>
-      <w:r>
-        <w:rPr>
-          <w:lang w:val="en-US"/>
-        </w:rPr>
-        <w:t>without knowing how to name it</w:t>
-      </w:r>
-      <w:r>
-        <w:rPr>
-          <w:lang w:val="en-US"/>
-        </w:rPr>
-        <w:t xml:space="preserve">, </w:t>
-      </w:r>
-      <w:r>
-        <w:rPr>
-          <w:lang w:val="en-US"/>
-        </w:rPr>
-        <w:t>that my perception had a crack: a slit through which things peeked in that did not fit into the normal.</w:t>
+        <w:t>I grew up healthy and strong. But over time I began to feel—without knowing how to name it—that my perception had a crack: a slit through which things peeked in that did not fit into the normal.</w:t>
       </w:r>
     </w:p>
     <w:p>
@@ -7931,19 +7495,7 @@
         <w:rPr>
           <w:lang w:val="en-US"/>
         </w:rPr>
-        <w:t xml:space="preserve"> And again at home, shortly before my departure for the mountain</w:t>
-      </w:r>
-      <w:r>
-        <w:rPr>
-          <w:lang w:val="en-US"/>
-        </w:rPr>
-        <w:t xml:space="preserve">, </w:t>
-      </w:r>
-      <w:r>
-        <w:rPr>
-          <w:lang w:val="en-US"/>
-        </w:rPr>
-        <w:t xml:space="preserve">the mountain that would end up being the setting for the </w:t>
+        <w:t xml:space="preserve"> And again at home, shortly before my departure for the mountain—the mountain that would end up being the setting for the </w:t>
       </w:r>
       <w:r>
         <w:rPr>
@@ -7957,19 +7509,7 @@
         <w:rPr>
           <w:lang w:val="en-US"/>
         </w:rPr>
-        <w:t xml:space="preserve"> corpus</w:t>
-      </w:r>
-      <w:r>
-        <w:rPr>
-          <w:lang w:val="en-US"/>
-        </w:rPr>
-        <w:t xml:space="preserve">, </w:t>
-      </w:r>
-      <w:r>
-        <w:rPr>
-          <w:lang w:val="en-US"/>
-        </w:rPr>
-        <w:t xml:space="preserve">another rarity occurred: a rainy night, lying in bed trying unsuccessfully to fall asleep, I heard the brutal sound of something massive falling from the sky at an impossible speed. A high-pitched, piercing whistle, as if an object were going to impact right on top of the building where I was. It was so physical that I didn't </w:t>
+        <w:t xml:space="preserve"> corpus—another rarity occurred: a rainy night, lying in bed trying unsuccessfully to fall asleep, I heard the brutal sound of something massive falling from the sky at an impossible speed. A high-pitched, piercing whistle, as if an object were going to impact right on top of the building where I was. It was so physical that I didn't </w:t>
       </w:r>
       <w:proofErr w:type="gramStart"/>
       <w:r>
@@ -8161,19 +7701,7 @@
         <w:rPr>
           <w:lang w:val="en-US"/>
         </w:rPr>
-        <w:t>Thus ends this stretch of the story</w:t>
-      </w:r>
-      <w:r>
-        <w:rPr>
-          <w:lang w:val="en-US"/>
-        </w:rPr>
-        <w:t xml:space="preserve">, </w:t>
-      </w:r>
-      <w:r>
-        <w:rPr>
-          <w:lang w:val="en-US"/>
-        </w:rPr>
-        <w:t xml:space="preserve">or perhaps it is just </w:t>
+        <w:t xml:space="preserve">Thus ends this stretch of the story—or perhaps it is just </w:t>
       </w:r>
       <w:proofErr w:type="gramStart"/>
       <w:r>
